--- a/워드/A5_학생용_워크북.docx
+++ b/워드/A5_학생용_워크북.docx
@@ -2637,7 +2637,7 @@
           <w:b w:val="0"/>
           <w:sz w:val="20"/>
         </w:rPr>
-        <w:t>☐  질문 5개를 받았다</w:t>
+        <w:t>☐  AI가 준 질문을 기록 칸에 붙여넣었다</w:t>
       </w:r>
     </w:p>
     <w:p>
@@ -2651,7 +2651,7 @@
           <w:b w:val="0"/>
           <w:sz w:val="20"/>
         </w:rPr>
-        <w:t>☐  그중 내가 한 번도 생각해 보지 않은 것이 1개 이상 있다</w:t>
+        <w:t>☐  내가 한 번도 생각해 보지 않은 것이 있는지 확인했다 (없으면 ‘없음’이라고 적었다)</w:t>
       </w:r>
     </w:p>
     <w:p>
@@ -3168,7 +3168,7 @@
           <w:b w:val="0"/>
           <w:sz w:val="20"/>
         </w:rPr>
-        <w:t>☐  ‘물어볼 것’ 목록을 받았다</w:t>
+        <w:t>☐  ‘물어볼 것’ 목록을 받아 읽어 보았다</w:t>
       </w:r>
     </w:p>
     <w:p>
@@ -3723,7 +3723,7 @@
           <w:b w:val="0"/>
           <w:sz w:val="20"/>
         </w:rPr>
-        <w:t>☐  항목 목록을 받았다</w:t>
+        <w:t>☐  항목 목록을 받아 기록 칸에 옮겼다</w:t>
       </w:r>
     </w:p>
     <w:p>
@@ -4248,7 +4248,7 @@
           <w:b w:val="0"/>
           <w:sz w:val="20"/>
         </w:rPr>
-        <w:t>☐  ‘있나’ 칸이 비어 있다</w:t>
+        <w:t>☐  ‘있나’ 칸은 비워 두었다 (계약서를 보고 내가 채울 자리다)</w:t>
       </w:r>
     </w:p>
     <w:p>
@@ -5072,7 +5072,7 @@
           <w:b w:val="0"/>
           <w:sz w:val="20"/>
         </w:rPr>
-        <w:t>☐  ‘법률 자문이 아니다’라는 문구가 들어 있다</w:t>
+        <w:t>☐  ‘법률 자문이 아니다’라는 문구가 들어 있는지 확인했다 (없으면 넣어 달라고 요청했다)</w:t>
       </w:r>
     </w:p>
     <w:p>
@@ -5598,7 +5598,7 @@
           <w:b w:val="0"/>
           <w:sz w:val="20"/>
         </w:rPr>
-        <w:t>☐  위험한 순서로 정렬됐다</w:t>
+        <w:t>☐  위험한 순서로 정렬됐는지 확인했다 (아니면 다시 요청했다)</w:t>
       </w:r>
     </w:p>
     <w:p>
@@ -7498,7 +7498,7 @@
           <w:b w:val="0"/>
           <w:sz w:val="20"/>
         </w:rPr>
-        <w:t>☐  사장님 예상 답변을 받았다</w:t>
+        <w:t>☐  사장님 예상 답변을 받아 읽어 보았다</w:t>
       </w:r>
     </w:p>
     <w:p>
@@ -8547,7 +8547,7 @@
           <w:b w:val="0"/>
           <w:sz w:val="20"/>
         </w:rPr>
-        <w:t>☐  짝과 서로 질문 목록을 바꿔 읽었다</w:t>
+        <w:t>☐  질문 목록을 기준에 따라 읽어 보았다 (짝과 바꿔 읽거나, 혼자면 소리 내어 읽었다)</w:t>
       </w:r>
     </w:p>
     <w:p>

--- a/워드/A5_학생용_워크북.docx
+++ b/워드/A5_학생용_워크북.docx
@@ -2018,6 +2018,81 @@
         <w:t>▷ 기록 — AI가 짚은 ‘가장 먼저 확인할 것’을 붙여넣으세요</w:t>
       </w:r>
     </w:p>
+    <w:p>
+      <w:pPr>
+        <w:spacing w:before="0" w:after="0"/>
+        <w:ind w:left="170"/>
+      </w:pPr>
+      <w:r>
+        <w:rPr>
+          <w:rFonts w:ascii="맑은 고딕" w:hAnsi="맑은 고딕" w:eastAsia="맑은 고딕"/>
+          <w:b w:val="0"/>
+          <w:color w:val="9AA4B2"/>
+          <w:sz w:val="18"/>
+        </w:rPr>
+        <w:t>가장 먼저 확인해야 할 것은</w:t>
+      </w:r>
+    </w:p>
+    <w:p>
+      <w:pPr>
+        <w:spacing w:before="0" w:after="0"/>
+        <w:ind w:left="170"/>
+      </w:pPr>
+      <w:r>
+        <w:rPr>
+          <w:rFonts w:ascii="맑은 고딕" w:hAnsi="맑은 고딕" w:eastAsia="맑은 고딕"/>
+          <w:b w:val="0"/>
+          <w:color w:val="9AA4B2"/>
+          <w:sz w:val="18"/>
+        </w:rPr>
+        <w:t xml:space="preserve">→ </w:t>
+      </w:r>
+    </w:p>
+    <w:p>
+      <w:pPr>
+        <w:spacing w:before="0" w:after="0"/>
+        <w:ind w:left="170"/>
+      </w:pPr>
+      <w:r>
+        <w:rPr>
+          <w:rFonts w:ascii="맑은 고딕" w:hAnsi="맑은 고딕" w:eastAsia="맑은 고딕"/>
+          <w:b w:val="0"/>
+          <w:color w:val="9AA4B2"/>
+          <w:sz w:val="18"/>
+        </w:rPr>
+        <w:t xml:space="preserve"> </w:t>
+      </w:r>
+    </w:p>
+    <w:p>
+      <w:pPr>
+        <w:spacing w:before="0" w:after="0"/>
+        <w:ind w:left="170"/>
+      </w:pPr>
+      <w:r>
+        <w:rPr>
+          <w:rFonts w:ascii="맑은 고딕" w:hAnsi="맑은 고딕" w:eastAsia="맑은 고딕"/>
+          <w:b w:val="0"/>
+          <w:color w:val="9AA4B2"/>
+          <w:sz w:val="18"/>
+        </w:rPr>
+        <w:t>AI가 되물어 온 것 :</w:t>
+      </w:r>
+    </w:p>
+    <w:p>
+      <w:pPr>
+        <w:spacing w:before="0" w:after="0"/>
+        <w:ind w:left="170"/>
+      </w:pPr>
+      <w:r>
+        <w:rPr>
+          <w:rFonts w:ascii="맑은 고딕" w:hAnsi="맑은 고딕" w:eastAsia="맑은 고딕"/>
+          <w:b w:val="0"/>
+          <w:color w:val="9AA4B2"/>
+          <w:sz w:val="18"/>
+        </w:rPr>
+        <w:t>→ 내 답 :</w:t>
+      </w:r>
+    </w:p>
     <w:tbl>
       <w:tblPr>
         <w:tblW w:type="auto" w:w="0"/>
@@ -2029,7 +2104,7 @@
       </w:tblGrid>
       <w:tr>
         <w:trPr>
-          <w:trHeight w:hRule="atLeast" w:val="2041"/>
+          <w:trHeight w:hRule="atLeast" w:val="1049"/>
         </w:trPr>
         <w:tc>
           <w:tcPr>
@@ -2574,6 +2649,36 @@
         <w:t>5.</w:t>
       </w:r>
     </w:p>
+    <w:p>
+      <w:pPr>
+        <w:spacing w:before="0" w:after="0"/>
+        <w:ind w:left="170"/>
+      </w:pPr>
+      <w:r>
+        <w:rPr>
+          <w:rFonts w:ascii="맑은 고딕" w:hAnsi="맑은 고딕" w:eastAsia="맑은 고딕"/>
+          <w:b w:val="0"/>
+          <w:color w:val="9AA4B2"/>
+          <w:sz w:val="18"/>
+        </w:rPr>
+        <w:t xml:space="preserve"> </w:t>
+      </w:r>
+    </w:p>
+    <w:p>
+      <w:pPr>
+        <w:spacing w:before="0" w:after="0"/>
+        <w:ind w:left="170"/>
+      </w:pPr>
+      <w:r>
+        <w:rPr>
+          <w:rFonts w:ascii="맑은 고딕" w:hAnsi="맑은 고딕" w:eastAsia="맑은 고딕"/>
+          <w:b w:val="0"/>
+          <w:color w:val="9AA4B2"/>
+          <w:sz w:val="18"/>
+        </w:rPr>
+        <w:t>→ 이 중에서 내가 바로 답하기 어려운 것 :</w:t>
+      </w:r>
+    </w:p>
     <w:tbl>
       <w:tblPr>
         <w:tblW w:type="auto" w:w="0"/>
@@ -2585,7 +2690,7 @@
       </w:tblGrid>
       <w:tr>
         <w:trPr>
-          <w:trHeight w:hRule="atLeast" w:val="1049"/>
+          <w:trHeight w:hRule="atLeast" w:val="680"/>
         </w:trPr>
         <w:tc>
           <w:tcPr>
@@ -3014,7 +3119,7 @@
           <w:color w:val="9AA4B2"/>
           <w:sz w:val="18"/>
         </w:rPr>
-        <w:t>1) …</w:t>
+        <w:t>1)</w:t>
       </w:r>
     </w:p>
     <w:p>
@@ -3029,7 +3134,52 @@
           <w:color w:val="9AA4B2"/>
           <w:sz w:val="18"/>
         </w:rPr>
-        <w:t>2) …</w:t>
+        <w:t>2)</w:t>
+      </w:r>
+    </w:p>
+    <w:p>
+      <w:pPr>
+        <w:spacing w:before="0" w:after="0"/>
+        <w:ind w:left="170"/>
+      </w:pPr>
+      <w:r>
+        <w:rPr>
+          <w:rFonts w:ascii="맑은 고딕" w:hAnsi="맑은 고딕" w:eastAsia="맑은 고딕"/>
+          <w:b w:val="0"/>
+          <w:color w:val="9AA4B2"/>
+          <w:sz w:val="18"/>
+        </w:rPr>
+        <w:t>3)</w:t>
+      </w:r>
+    </w:p>
+    <w:p>
+      <w:pPr>
+        <w:spacing w:before="0" w:after="0"/>
+        <w:ind w:left="170"/>
+      </w:pPr>
+      <w:r>
+        <w:rPr>
+          <w:rFonts w:ascii="맑은 고딕" w:hAnsi="맑은 고딕" w:eastAsia="맑은 고딕"/>
+          <w:b w:val="0"/>
+          <w:color w:val="9AA4B2"/>
+          <w:sz w:val="18"/>
+        </w:rPr>
+        <w:t>4)</w:t>
+      </w:r>
+    </w:p>
+    <w:p>
+      <w:pPr>
+        <w:spacing w:before="0" w:after="0"/>
+        <w:ind w:left="170"/>
+      </w:pPr>
+      <w:r>
+        <w:rPr>
+          <w:rFonts w:ascii="맑은 고딕" w:hAnsi="맑은 고딕" w:eastAsia="맑은 고딕"/>
+          <w:b w:val="0"/>
+          <w:color w:val="9AA4B2"/>
+          <w:sz w:val="18"/>
+        </w:rPr>
+        <w:t>5)</w:t>
       </w:r>
     </w:p>
     <w:p>
@@ -3059,7 +3209,7 @@
           <w:color w:val="9AA4B2"/>
           <w:sz w:val="18"/>
         </w:rPr>
-        <w:t>[물어볼 것]</w:t>
+        <w:t>→ 자료가 없어 ‘자료 없음’이라고 적은 것 :</w:t>
       </w:r>
     </w:p>
     <w:p>
@@ -3074,7 +3224,82 @@
           <w:color w:val="9AA4B2"/>
           <w:sz w:val="18"/>
         </w:rPr>
-        <w:t>…</w:t>
+        <w:t>→ AI가 알려 준 처리 방법 :</w:t>
+      </w:r>
+    </w:p>
+    <w:p>
+      <w:pPr>
+        <w:spacing w:before="0" w:after="0"/>
+        <w:ind w:left="170"/>
+      </w:pPr>
+      <w:r>
+        <w:rPr>
+          <w:rFonts w:ascii="맑은 고딕" w:hAnsi="맑은 고딕" w:eastAsia="맑은 고딕"/>
+          <w:b w:val="0"/>
+          <w:color w:val="9AA4B2"/>
+          <w:sz w:val="18"/>
+        </w:rPr>
+        <w:t xml:space="preserve"> </w:t>
+      </w:r>
+    </w:p>
+    <w:p>
+      <w:pPr>
+        <w:spacing w:before="0" w:after="0"/>
+        <w:ind w:left="170"/>
+      </w:pPr>
+      <w:r>
+        <w:rPr>
+          <w:rFonts w:ascii="맑은 고딕" w:hAnsi="맑은 고딕" w:eastAsia="맑은 고딕"/>
+          <w:b w:val="0"/>
+          <w:color w:val="9AA4B2"/>
+          <w:sz w:val="18"/>
+        </w:rPr>
+        <w:t>[물어볼 것]</w:t>
+      </w:r>
+    </w:p>
+    <w:p>
+      <w:pPr>
+        <w:spacing w:before="0" w:after="0"/>
+        <w:ind w:left="170"/>
+      </w:pPr>
+      <w:r>
+        <w:rPr>
+          <w:rFonts w:ascii="맑은 고딕" w:hAnsi="맑은 고딕" w:eastAsia="맑은 고딕"/>
+          <w:b w:val="0"/>
+          <w:color w:val="9AA4B2"/>
+          <w:sz w:val="18"/>
+        </w:rPr>
+        <w:t>1)</w:t>
+      </w:r>
+    </w:p>
+    <w:p>
+      <w:pPr>
+        <w:spacing w:before="0" w:after="0"/>
+        <w:ind w:left="170"/>
+      </w:pPr>
+      <w:r>
+        <w:rPr>
+          <w:rFonts w:ascii="맑은 고딕" w:hAnsi="맑은 고딕" w:eastAsia="맑은 고딕"/>
+          <w:b w:val="0"/>
+          <w:color w:val="9AA4B2"/>
+          <w:sz w:val="18"/>
+        </w:rPr>
+        <w:t>2)</w:t>
+      </w:r>
+    </w:p>
+    <w:p>
+      <w:pPr>
+        <w:spacing w:before="0" w:after="0"/>
+        <w:ind w:left="170"/>
+      </w:pPr>
+      <w:r>
+        <w:rPr>
+          <w:rFonts w:ascii="맑은 고딕" w:hAnsi="맑은 고딕" w:eastAsia="맑은 고딕"/>
+          <w:b w:val="0"/>
+          <w:color w:val="9AA4B2"/>
+          <w:sz w:val="18"/>
+        </w:rPr>
+        <w:t>3)</w:t>
       </w:r>
     </w:p>
     <w:tbl>
@@ -3088,7 +3313,7 @@
       </w:tblGrid>
       <w:tr>
         <w:trPr>
-          <w:trHeight w:hRule="atLeast" w:val="1049"/>
+          <w:trHeight w:hRule="atLeast" w:val="680"/>
         </w:trPr>
         <w:tc>
           <w:tcPr>
@@ -3642,7 +3867,7 @@
           <w:color w:val="9AA4B2"/>
           <w:sz w:val="18"/>
         </w:rPr>
-        <w:t>1. …</w:t>
+        <w:t>1.</w:t>
       </w:r>
     </w:p>
     <w:p>
@@ -3657,7 +3882,97 @@
           <w:color w:val="9AA4B2"/>
           <w:sz w:val="18"/>
         </w:rPr>
-        <w:t>2. …</w:t>
+        <w:t>2.</w:t>
+      </w:r>
+    </w:p>
+    <w:p>
+      <w:pPr>
+        <w:spacing w:before="0" w:after="0"/>
+        <w:ind w:left="170"/>
+      </w:pPr>
+      <w:r>
+        <w:rPr>
+          <w:rFonts w:ascii="맑은 고딕" w:hAnsi="맑은 고딕" w:eastAsia="맑은 고딕"/>
+          <w:b w:val="0"/>
+          <w:color w:val="9AA4B2"/>
+          <w:sz w:val="18"/>
+        </w:rPr>
+        <w:t>3.</w:t>
+      </w:r>
+    </w:p>
+    <w:p>
+      <w:pPr>
+        <w:spacing w:before="0" w:after="0"/>
+        <w:ind w:left="170"/>
+      </w:pPr>
+      <w:r>
+        <w:rPr>
+          <w:rFonts w:ascii="맑은 고딕" w:hAnsi="맑은 고딕" w:eastAsia="맑은 고딕"/>
+          <w:b w:val="0"/>
+          <w:color w:val="9AA4B2"/>
+          <w:sz w:val="18"/>
+        </w:rPr>
+        <w:t>4.</w:t>
+      </w:r>
+    </w:p>
+    <w:p>
+      <w:pPr>
+        <w:spacing w:before="0" w:after="0"/>
+        <w:ind w:left="170"/>
+      </w:pPr>
+      <w:r>
+        <w:rPr>
+          <w:rFonts w:ascii="맑은 고딕" w:hAnsi="맑은 고딕" w:eastAsia="맑은 고딕"/>
+          <w:b w:val="0"/>
+          <w:color w:val="9AA4B2"/>
+          <w:sz w:val="18"/>
+        </w:rPr>
+        <w:t>5.</w:t>
+      </w:r>
+    </w:p>
+    <w:p>
+      <w:pPr>
+        <w:spacing w:before="0" w:after="0"/>
+        <w:ind w:left="170"/>
+      </w:pPr>
+      <w:r>
+        <w:rPr>
+          <w:rFonts w:ascii="맑은 고딕" w:hAnsi="맑은 고딕" w:eastAsia="맑은 고딕"/>
+          <w:b w:val="0"/>
+          <w:color w:val="9AA4B2"/>
+          <w:sz w:val="18"/>
+        </w:rPr>
+        <w:t>6.</w:t>
+      </w:r>
+    </w:p>
+    <w:p>
+      <w:pPr>
+        <w:spacing w:before="0" w:after="0"/>
+        <w:ind w:left="170"/>
+      </w:pPr>
+      <w:r>
+        <w:rPr>
+          <w:rFonts w:ascii="맑은 고딕" w:hAnsi="맑은 고딕" w:eastAsia="맑은 고딕"/>
+          <w:b w:val="0"/>
+          <w:color w:val="9AA4B2"/>
+          <w:sz w:val="18"/>
+        </w:rPr>
+        <w:t xml:space="preserve"> </w:t>
+      </w:r>
+    </w:p>
+    <w:p>
+      <w:pPr>
+        <w:spacing w:before="0" w:after="0"/>
+        <w:ind w:left="170"/>
+      </w:pPr>
+      <w:r>
+        <w:rPr>
+          <w:rFonts w:ascii="맑은 고딕" w:hAnsi="맑은 고딕" w:eastAsia="맑은 고딕"/>
+          <w:b w:val="0"/>
+          <w:color w:val="9AA4B2"/>
+          <w:sz w:val="18"/>
+        </w:rPr>
+        <w:t>→ 선생님이 요구한 항목 중 빠진 것 :</w:t>
       </w:r>
     </w:p>
     <w:tbl>
@@ -3671,7 +3986,7 @@
       </w:tblGrid>
       <w:tr>
         <w:trPr>
-          <w:trHeight w:hRule="atLeast" w:val="1644"/>
+          <w:trHeight w:hRule="atLeast" w:val="680"/>
         </w:trPr>
         <w:tc>
           <w:tcPr>
@@ -4168,7 +4483,112 @@
           <w:color w:val="9AA4B2"/>
           <w:sz w:val="18"/>
         </w:rPr>
-        <w:t>…</w:t>
+        <w:t>| 근로 시간 |  |  |</w:t>
+      </w:r>
+    </w:p>
+    <w:p>
+      <w:pPr>
+        <w:spacing w:before="0" w:after="0"/>
+        <w:ind w:left="170"/>
+      </w:pPr>
+      <w:r>
+        <w:rPr>
+          <w:rFonts w:ascii="맑은 고딕" w:hAnsi="맑은 고딕" w:eastAsia="맑은 고딕"/>
+          <w:b w:val="0"/>
+          <w:color w:val="9AA4B2"/>
+          <w:sz w:val="18"/>
+        </w:rPr>
+        <w:t>| 임금과 지급일 |  |  |</w:t>
+      </w:r>
+    </w:p>
+    <w:p>
+      <w:pPr>
+        <w:spacing w:before="0" w:after="0"/>
+        <w:ind w:left="170"/>
+      </w:pPr>
+      <w:r>
+        <w:rPr>
+          <w:rFonts w:ascii="맑은 고딕" w:hAnsi="맑은 고딕" w:eastAsia="맑은 고딕"/>
+          <w:b w:val="0"/>
+          <w:color w:val="9AA4B2"/>
+          <w:sz w:val="18"/>
+        </w:rPr>
+        <w:t>| 휴게 시간 |  |  |</w:t>
+      </w:r>
+    </w:p>
+    <w:p>
+      <w:pPr>
+        <w:spacing w:before="0" w:after="0"/>
+        <w:ind w:left="170"/>
+      </w:pPr>
+      <w:r>
+        <w:rPr>
+          <w:rFonts w:ascii="맑은 고딕" w:hAnsi="맑은 고딕" w:eastAsia="맑은 고딕"/>
+          <w:b w:val="0"/>
+          <w:color w:val="9AA4B2"/>
+          <w:sz w:val="18"/>
+        </w:rPr>
+        <w:t>| 휴일·연차 |  |  |</w:t>
+      </w:r>
+    </w:p>
+    <w:p>
+      <w:pPr>
+        <w:spacing w:before="0" w:after="0"/>
+        <w:ind w:left="170"/>
+      </w:pPr>
+      <w:r>
+        <w:rPr>
+          <w:rFonts w:ascii="맑은 고딕" w:hAnsi="맑은 고딕" w:eastAsia="맑은 고딕"/>
+          <w:b w:val="0"/>
+          <w:color w:val="9AA4B2"/>
+          <w:sz w:val="18"/>
+        </w:rPr>
+        <w:t>| 하는 일 |  |  |</w:t>
+      </w:r>
+    </w:p>
+    <w:p>
+      <w:pPr>
+        <w:spacing w:before="0" w:after="0"/>
+        <w:ind w:left="170"/>
+      </w:pPr>
+      <w:r>
+        <w:rPr>
+          <w:rFonts w:ascii="맑은 고딕" w:hAnsi="맑은 고딕" w:eastAsia="맑은 고딕"/>
+          <w:b w:val="0"/>
+          <w:color w:val="9AA4B2"/>
+          <w:sz w:val="18"/>
+        </w:rPr>
+        <w:t>| 계약 기간 |  |  |</w:t>
+      </w:r>
+    </w:p>
+    <w:p>
+      <w:pPr>
+        <w:spacing w:before="0" w:after="0"/>
+        <w:ind w:left="170"/>
+      </w:pPr>
+      <w:r>
+        <w:rPr>
+          <w:rFonts w:ascii="맑은 고딕" w:hAnsi="맑은 고딕" w:eastAsia="맑은 고딕"/>
+          <w:b w:val="0"/>
+          <w:color w:val="9AA4B2"/>
+          <w:sz w:val="18"/>
+        </w:rPr>
+        <w:t xml:space="preserve"> </w:t>
+      </w:r>
+    </w:p>
+    <w:p>
+      <w:pPr>
+        <w:spacing w:before="0" w:after="0"/>
+        <w:ind w:left="170"/>
+      </w:pPr>
+      <w:r>
+        <w:rPr>
+          <w:rFonts w:ascii="맑은 고딕" w:hAnsi="맑은 고딕" w:eastAsia="맑은 고딕"/>
+          <w:b w:val="0"/>
+          <w:color w:val="9AA4B2"/>
+          <w:sz w:val="18"/>
+        </w:rPr>
+        <w:t>※ ‘있나’ 칸은 계약서를 보고 내가 채운다</w:t>
       </w:r>
     </w:p>
     <w:tbl>
@@ -4182,7 +4602,7 @@
       </w:tblGrid>
       <w:tr>
         <w:trPr>
-          <w:trHeight w:hRule="atLeast" w:val="1644"/>
+          <w:trHeight w:hRule="atLeast" w:val="680"/>
         </w:trPr>
         <w:tc>
           <w:tcPr>
@@ -7718,6 +8138,21 @@
           <w:color w:val="9AA4B2"/>
           <w:sz w:val="18"/>
         </w:rPr>
+        <w:t>사장님께 물어볼 것 10가지</w:t>
+      </w:r>
+    </w:p>
+    <w:p>
+      <w:pPr>
+        <w:spacing w:before="0" w:after="0"/>
+        <w:ind w:left="170"/>
+      </w:pPr>
+      <w:r>
+        <w:rPr>
+          <w:rFonts w:ascii="맑은 고딕" w:hAnsi="맑은 고딕" w:eastAsia="맑은 고딕"/>
+          <w:b w:val="0"/>
+          <w:color w:val="9AA4B2"/>
+          <w:sz w:val="18"/>
+        </w:rPr>
         <w:t xml:space="preserve"> 1.</w:t>
       </w:r>
     </w:p>
@@ -7854,6 +8289,36 @@
           <w:sz w:val="18"/>
         </w:rPr>
         <w:t>10.</w:t>
+      </w:r>
+    </w:p>
+    <w:p>
+      <w:pPr>
+        <w:spacing w:before="0" w:after="0"/>
+        <w:ind w:left="170"/>
+      </w:pPr>
+      <w:r>
+        <w:rPr>
+          <w:rFonts w:ascii="맑은 고딕" w:hAnsi="맑은 고딕" w:eastAsia="맑은 고딕"/>
+          <w:b w:val="0"/>
+          <w:color w:val="9AA4B2"/>
+          <w:sz w:val="18"/>
+        </w:rPr>
+        <w:t xml:space="preserve"> </w:t>
+      </w:r>
+    </w:p>
+    <w:p>
+      <w:pPr>
+        <w:spacing w:before="0" w:after="0"/>
+        <w:ind w:left="170"/>
+      </w:pPr>
+      <w:r>
+        <w:rPr>
+          <w:rFonts w:ascii="맑은 고딕" w:hAnsi="맑은 고딕" w:eastAsia="맑은 고딕"/>
+          <w:b w:val="0"/>
+          <w:color w:val="9AA4B2"/>
+          <w:sz w:val="18"/>
+        </w:rPr>
+        <w:t>→ 이 중 가장 먼저 물어볼 것 :</w:t>
       </w:r>
     </w:p>
     <w:tbl>
@@ -7867,7 +8332,7 @@
       </w:tblGrid>
       <w:tr>
         <w:trPr>
-          <w:trHeight w:hRule="atLeast" w:val="2268"/>
+          <w:trHeight w:hRule="atLeast" w:val="1672"/>
         </w:trPr>
         <w:tc>
           <w:tcPr>
